--- a/docs/answers/as-linearregression.docx
+++ b/docs/answers/as-linearregression.docx
@@ -96,17 +96,32 @@
         <w:pStyle w:val="FirstParagraph"/>
       </w:pPr>
       <w:r>
-        <w:rPr>
-          <w:b/>
-          <w:bCs/>
-        </w:rPr>
-        <w:t xml:space="preserve">1.1</w:t>
+        <w:t xml:space="preserve">1.1.</w:t>
       </w:r>
       <w:r>
         <w:t xml:space="preserve"> </w:t>
       </w:r>
-      <w:r>
-        <w:t xml:space="preserve">The y-intercept of the regression line</w:t>
+      <m:oMath>
+        <m:r>
+          <m:t>α</m:t>
+        </m:r>
+      </m:oMath>
+      <w:r>
+        <w:t xml:space="preserve"> </w:t>
+      </w:r>
+      <w:r>
+        <w:t xml:space="preserve">is the</w:t>
+      </w:r>
+      <w:r>
+        <w:t xml:space="preserve"> </w:t>
+      </w:r>
+      <m:oMath>
+        <m:r>
+          <m:t>y</m:t>
+        </m:r>
+      </m:oMath>
+      <w:r>
+        <w:t xml:space="preserve">-intercept of the regression line</w:t>
       </w:r>
       <w:r>
         <w:t xml:space="preserve"> </w:t>
@@ -154,23 +169,30 @@
           <m:t>x</m:t>
         </m:r>
       </m:oMath>
+      <w:r>
+        <w:t xml:space="preserve">.</w:t>
+      </w:r>
     </w:p>
     <w:p>
       <w:pPr>
         <w:pStyle w:val="BodyText"/>
       </w:pPr>
       <w:r>
-        <w:rPr>
-          <w:b/>
-          <w:bCs/>
-        </w:rPr>
-        <w:t xml:space="preserve">1.2</w:t>
+        <w:t xml:space="preserve">1.2.</w:t>
       </w:r>
       <w:r>
         <w:t xml:space="preserve"> </w:t>
       </w:r>
-      <w:r>
-        <w:t xml:space="preserve">The gradient of the regression line</w:t>
+      <m:oMath>
+        <m:r>
+          <m:t>β</m:t>
+        </m:r>
+      </m:oMath>
+      <w:r>
+        <w:t xml:space="preserve"> </w:t>
+      </w:r>
+      <w:r>
+        <w:t xml:space="preserve">is the gradient of the regression line</w:t>
       </w:r>
       <w:r>
         <w:t xml:space="preserve"> </w:t>
@@ -218,6 +240,9 @@
           <m:t>x</m:t>
         </m:r>
       </m:oMath>
+      <w:r>
+        <w:t xml:space="preserve">.</w:t>
+      </w:r>
     </w:p>
     <w:bookmarkEnd w:id="21"/>
     <w:bookmarkStart w:id="22" w:name="q2"/>
@@ -234,17 +259,7 @@
         <w:pStyle w:val="FirstParagraph"/>
       </w:pPr>
       <w:r>
-        <w:rPr>
-          <w:b/>
-          <w:bCs/>
-        </w:rPr>
-        <w:t xml:space="preserve">2.1</w:t>
-      </w:r>
-      <w:r>
-        <w:t xml:space="preserve"> </w:t>
-      </w:r>
-      <w:r>
-        <w:t xml:space="preserve">The difference between the observed value</w:t>
+        <w:t xml:space="preserve">2.1. A residual is the difference between the observed value</w:t>
       </w:r>
       <w:r>
         <w:t xml:space="preserve"> </w:t>
@@ -312,21 +327,11 @@
         <w:pStyle w:val="BodyText"/>
       </w:pPr>
       <w:r>
-        <w:rPr>
-          <w:b/>
-          <w:bCs/>
-        </w:rPr>
-        <w:t xml:space="preserve">2.2</w:t>
-      </w:r>
-      <w:r>
-        <w:t xml:space="preserve"> </w:t>
-      </w:r>
-      <w:r>
-        <w:t xml:space="preserve">It minimizes the squared sum of the residuals to find the optimal regression line for a sample of data.</w:t>
+        <w:t xml:space="preserve">2.2. It minimizes the squared sum of the residuals to find the optimal regression line for a sample of data.</w:t>
       </w:r>
     </w:p>
     <w:bookmarkEnd w:id="22"/>
-    <w:bookmarkStart w:id="23" w:name="q3"/>
+    <w:bookmarkStart w:id="27" w:name="q3"/>
     <w:p>
       <w:pPr>
         <w:pStyle w:val="Heading2"/>
@@ -340,11 +345,7 @@
         <w:pStyle w:val="FirstParagraph"/>
       </w:pPr>
       <w:r>
-        <w:rPr>
-          <w:b/>
-          <w:bCs/>
-        </w:rPr>
-        <w:t xml:space="preserve">3.1.</w:t>
+        <w:t xml:space="preserve">3.1. Here,</w:t>
       </w:r>
       <w:r>
         <w:t xml:space="preserve"> </w:t>
@@ -370,17 +371,16 @@
           <m:t>146.6853</m:t>
         </m:r>
       </m:oMath>
+      <w:r>
+        <w:t xml:space="preserve">.</w:t>
+      </w:r>
     </w:p>
     <w:p>
       <w:pPr>
         <w:pStyle w:val="BodyText"/>
       </w:pPr>
       <w:r>
-        <w:rPr>
-          <w:b/>
-          <w:bCs/>
-        </w:rPr>
-        <w:t xml:space="preserve">3.2.</w:t>
+        <w:t xml:space="preserve">3.2. Here,</w:t>
       </w:r>
       <w:r>
         <w:t xml:space="preserve"> </w:t>
@@ -406,16 +406,15 @@
           <m:t>1.7044</m:t>
         </m:r>
       </m:oMath>
+      <w:r>
+        <w:t xml:space="preserve">.</w:t>
+      </w:r>
     </w:p>
     <w:p>
       <w:pPr>
         <w:pStyle w:val="BodyText"/>
       </w:pPr>
       <w:r>
-        <w:rPr>
-          <w:b/>
-          <w:bCs/>
-        </w:rPr>
         <w:t xml:space="preserve">3.3.</w:t>
       </w:r>
       <w:r>
@@ -521,8 +520,951 @@
         </m:r>
       </m:oMath>
     </w:p>
-    <w:bookmarkEnd w:id="23"/>
-    <w:bookmarkStart w:id="24" w:name="section"/>
+    <w:p>
+      <w:pPr>
+        <w:pStyle w:val="BodyText"/>
+      </w:pPr>
+      <w:r>
+        <w:t xml:space="preserve">3.4. The</w:t>
+      </w:r>
+      <w:r>
+        <w:t xml:space="preserve"> </w:t>
+      </w:r>
+      <m:oMath>
+        <m:sSup>
+          <m:e>
+            <m:r>
+              <m:t>R</m:t>
+            </m:r>
+          </m:e>
+          <m:sup>
+            <m:r>
+              <m:t>2</m:t>
+            </m:r>
+          </m:sup>
+        </m:sSup>
+      </m:oMath>
+      <w:r>
+        <w:t xml:space="preserve"> </w:t>
+      </w:r>
+      <w:r>
+        <w:t xml:space="preserve">coefficient of determination is</w:t>
+      </w:r>
+      <w:r>
+        <w:t xml:space="preserve"> </w:t>
+      </w:r>
+      <m:oMath>
+        <m:r>
+          <m:t>0.2691</m:t>
+        </m:r>
+      </m:oMath>
+      <w:r>
+        <w:t xml:space="preserve">, which suggests that the response variable is not well modelled by a linear model of the explanatory variable.</w:t>
+      </w:r>
+    </w:p>
+    <w:p>
+      <w:pPr>
+        <w:pStyle w:val="BodyText"/>
+      </w:pPr>
+      <w:r>
+        <w:t xml:space="preserve">Please note that for this question, the following</w:t>
+      </w:r>
+      <w:r>
+        <w:t xml:space="preserve"> </w:t>
+      </w:r>
+      <w:r>
+        <w:rPr>
+          <w:rStyle w:val="VerbatimChar"/>
+        </w:rPr>
+        <w:t xml:space="preserve">R</w:t>
+      </w:r>
+      <w:r>
+        <w:t xml:space="preserve"> </w:t>
+      </w:r>
+      <w:r>
+        <w:t xml:space="preserve">code was used. It is recommended that you use</w:t>
+      </w:r>
+      <w:r>
+        <w:t xml:space="preserve"> </w:t>
+      </w:r>
+      <w:hyperlink r:id="rId23">
+        <w:r>
+          <w:rPr>
+            <w:rStyle w:val="Hyperlink"/>
+          </w:rPr>
+          <w:t xml:space="preserve">Calculator: Simple linear regression</w:t>
+        </w:r>
+      </w:hyperlink>
+      <w:r>
+        <w:t xml:space="preserve"> </w:t>
+      </w:r>
+      <w:r>
+        <w:t xml:space="preserve">or statistical software like this to do these calculations, as these can be very tedious to do by hand.</w:t>
+      </w:r>
+    </w:p>
+    <w:p>
+      <w:pPr>
+        <w:pStyle w:val="SourceCode"/>
+      </w:pPr>
+      <w:r>
+        <w:rPr>
+          <w:rStyle w:val="NormalTok"/>
+        </w:rPr>
+        <w:t xml:space="preserve">confectionery </w:t>
+      </w:r>
+      <w:r>
+        <w:rPr>
+          <w:rStyle w:val="OtherTok"/>
+        </w:rPr>
+        <w:t xml:space="preserve">=</w:t>
+      </w:r>
+      <w:r>
+        <w:rPr>
+          <w:rStyle w:val="NormalTok"/>
+        </w:rPr>
+        <w:t xml:space="preserve"> </w:t>
+      </w:r>
+      <w:r>
+        <w:rPr>
+          <w:rStyle w:val="FunctionTok"/>
+        </w:rPr>
+        <w:t xml:space="preserve">data.frame</w:t>
+      </w:r>
+      <w:r>
+        <w:rPr>
+          <w:rStyle w:val="NormalTok"/>
+        </w:rPr>
+        <w:t xml:space="preserve">(</w:t>
+      </w:r>
+      <w:r>
+        <w:rPr>
+          <w:rStyle w:val="AttributeTok"/>
+        </w:rPr>
+        <w:t xml:space="preserve">customers=</w:t>
+      </w:r>
+      <w:r>
+        <w:rPr>
+          <w:rStyle w:val="FunctionTok"/>
+        </w:rPr>
+        <w:t xml:space="preserve">c</w:t>
+      </w:r>
+      <w:r>
+        <w:rPr>
+          <w:rStyle w:val="NormalTok"/>
+        </w:rPr>
+        <w:t xml:space="preserve">(</w:t>
+      </w:r>
+      <w:r>
+        <w:rPr>
+          <w:rStyle w:val="DecValTok"/>
+        </w:rPr>
+        <w:t xml:space="preserve">43</w:t>
+      </w:r>
+      <w:r>
+        <w:rPr>
+          <w:rStyle w:val="NormalTok"/>
+        </w:rPr>
+        <w:t xml:space="preserve">,</w:t>
+      </w:r>
+      <w:r>
+        <w:rPr>
+          <w:rStyle w:val="DecValTok"/>
+        </w:rPr>
+        <w:t xml:space="preserve">54</w:t>
+      </w:r>
+      <w:r>
+        <w:rPr>
+          <w:rStyle w:val="NormalTok"/>
+        </w:rPr>
+        <w:t xml:space="preserve">,</w:t>
+      </w:r>
+      <w:r>
+        <w:rPr>
+          <w:rStyle w:val="DecValTok"/>
+        </w:rPr>
+        <w:t xml:space="preserve">65</w:t>
+      </w:r>
+      <w:r>
+        <w:rPr>
+          <w:rStyle w:val="NormalTok"/>
+        </w:rPr>
+        <w:t xml:space="preserve">,</w:t>
+      </w:r>
+      <w:r>
+        <w:rPr>
+          <w:rStyle w:val="DecValTok"/>
+        </w:rPr>
+        <w:t xml:space="preserve">42</w:t>
+      </w:r>
+      <w:r>
+        <w:rPr>
+          <w:rStyle w:val="NormalTok"/>
+        </w:rPr>
+        <w:t xml:space="preserve">,</w:t>
+      </w:r>
+      <w:r>
+        <w:rPr>
+          <w:rStyle w:val="DecValTok"/>
+        </w:rPr>
+        <w:t xml:space="preserve">68</w:t>
+      </w:r>
+      <w:r>
+        <w:rPr>
+          <w:rStyle w:val="NormalTok"/>
+        </w:rPr>
+        <w:t xml:space="preserve">,</w:t>
+      </w:r>
+      <w:r>
+        <w:rPr>
+          <w:rStyle w:val="DecValTok"/>
+        </w:rPr>
+        <w:t xml:space="preserve">49</w:t>
+      </w:r>
+      <w:r>
+        <w:rPr>
+          <w:rStyle w:val="NormalTok"/>
+        </w:rPr>
+        <w:t xml:space="preserve">, </w:t>
+      </w:r>
+      <w:r>
+        <w:br/>
+      </w:r>
+      <w:r>
+        <w:rPr>
+          <w:rStyle w:val="DecValTok"/>
+        </w:rPr>
+        <w:t xml:space="preserve">63</w:t>
+      </w:r>
+      <w:r>
+        <w:rPr>
+          <w:rStyle w:val="NormalTok"/>
+        </w:rPr>
+        <w:t xml:space="preserve">,</w:t>
+      </w:r>
+      <w:r>
+        <w:rPr>
+          <w:rStyle w:val="DecValTok"/>
+        </w:rPr>
+        <w:t xml:space="preserve">57</w:t>
+      </w:r>
+      <w:r>
+        <w:rPr>
+          <w:rStyle w:val="NormalTok"/>
+        </w:rPr>
+        <w:t xml:space="preserve">,</w:t>
+      </w:r>
+      <w:r>
+        <w:rPr>
+          <w:rStyle w:val="DecValTok"/>
+        </w:rPr>
+        <w:t xml:space="preserve">71</w:t>
+      </w:r>
+      <w:r>
+        <w:rPr>
+          <w:rStyle w:val="NormalTok"/>
+        </w:rPr>
+        <w:t xml:space="preserve">,</w:t>
+      </w:r>
+      <w:r>
+        <w:rPr>
+          <w:rStyle w:val="DecValTok"/>
+        </w:rPr>
+        <w:t xml:space="preserve">47</w:t>
+      </w:r>
+      <w:r>
+        <w:rPr>
+          <w:rStyle w:val="NormalTok"/>
+        </w:rPr>
+        <w:t xml:space="preserve">,</w:t>
+      </w:r>
+      <w:r>
+        <w:rPr>
+          <w:rStyle w:val="DecValTok"/>
+        </w:rPr>
+        <w:t xml:space="preserve">75</w:t>
+      </w:r>
+      <w:r>
+        <w:rPr>
+          <w:rStyle w:val="NormalTok"/>
+        </w:rPr>
+        <w:t xml:space="preserve">,</w:t>
+      </w:r>
+      <w:r>
+        <w:rPr>
+          <w:rStyle w:val="DecValTok"/>
+        </w:rPr>
+        <w:t xml:space="preserve">67</w:t>
+      </w:r>
+      <w:r>
+        <w:rPr>
+          <w:rStyle w:val="NormalTok"/>
+        </w:rPr>
+        <w:t xml:space="preserve">),</w:t>
+      </w:r>
+      <w:r>
+        <w:rPr>
+          <w:rStyle w:val="AttributeTok"/>
+        </w:rPr>
+        <w:t xml:space="preserve">sweets=</w:t>
+      </w:r>
+      <w:r>
+        <w:rPr>
+          <w:rStyle w:val="FunctionTok"/>
+        </w:rPr>
+        <w:t xml:space="preserve">c</w:t>
+      </w:r>
+      <w:r>
+        <w:rPr>
+          <w:rStyle w:val="NormalTok"/>
+        </w:rPr>
+        <w:t xml:space="preserve">(</w:t>
+      </w:r>
+      <w:r>
+        <w:rPr>
+          <w:rStyle w:val="DecValTok"/>
+        </w:rPr>
+        <w:t xml:space="preserve">188</w:t>
+      </w:r>
+      <w:r>
+        <w:rPr>
+          <w:rStyle w:val="NormalTok"/>
+        </w:rPr>
+        <w:t xml:space="preserve">,</w:t>
+      </w:r>
+      <w:r>
+        <w:rPr>
+          <w:rStyle w:val="DecValTok"/>
+        </w:rPr>
+        <w:t xml:space="preserve">197</w:t>
+      </w:r>
+      <w:r>
+        <w:rPr>
+          <w:rStyle w:val="NormalTok"/>
+        </w:rPr>
+        <w:t xml:space="preserve">,</w:t>
+      </w:r>
+      <w:r>
+        <w:rPr>
+          <w:rStyle w:val="DecValTok"/>
+        </w:rPr>
+        <w:t xml:space="preserve">215</w:t>
+      </w:r>
+      <w:r>
+        <w:rPr>
+          <w:rStyle w:val="NormalTok"/>
+        </w:rPr>
+        <w:t xml:space="preserve">,</w:t>
+      </w:r>
+      <w:r>
+        <w:rPr>
+          <w:rStyle w:val="DecValTok"/>
+        </w:rPr>
+        <w:t xml:space="preserve">217</w:t>
+      </w:r>
+      <w:r>
+        <w:rPr>
+          <w:rStyle w:val="NormalTok"/>
+        </w:rPr>
+        <w:t xml:space="preserve">,</w:t>
+      </w:r>
+      <w:r>
+        <w:rPr>
+          <w:rStyle w:val="DecValTok"/>
+        </w:rPr>
+        <w:t xml:space="preserve">233</w:t>
+      </w:r>
+      <w:r>
+        <w:rPr>
+          <w:rStyle w:val="NormalTok"/>
+        </w:rPr>
+        <w:t xml:space="preserve">,</w:t>
+      </w:r>
+      <w:r>
+        <w:rPr>
+          <w:rStyle w:val="DecValTok"/>
+        </w:rPr>
+        <w:t xml:space="preserve">244</w:t>
+      </w:r>
+      <w:r>
+        <w:rPr>
+          <w:rStyle w:val="NormalTok"/>
+        </w:rPr>
+        <w:t xml:space="preserve">,</w:t>
+      </w:r>
+      <w:r>
+        <w:rPr>
+          <w:rStyle w:val="DecValTok"/>
+        </w:rPr>
+        <w:t xml:space="preserve">254</w:t>
+      </w:r>
+      <w:r>
+        <w:rPr>
+          <w:rStyle w:val="NormalTok"/>
+        </w:rPr>
+        <w:t xml:space="preserve">,</w:t>
+      </w:r>
+      <w:r>
+        <w:rPr>
+          <w:rStyle w:val="DecValTok"/>
+        </w:rPr>
+        <w:t xml:space="preserve">256</w:t>
+      </w:r>
+      <w:r>
+        <w:rPr>
+          <w:rStyle w:val="NormalTok"/>
+        </w:rPr>
+        <w:t xml:space="preserve">,</w:t>
+      </w:r>
+      <w:r>
+        <w:br/>
+      </w:r>
+      <w:r>
+        <w:rPr>
+          <w:rStyle w:val="DecValTok"/>
+        </w:rPr>
+        <w:t xml:space="preserve">274</w:t>
+      </w:r>
+      <w:r>
+        <w:rPr>
+          <w:rStyle w:val="NormalTok"/>
+        </w:rPr>
+        <w:t xml:space="preserve">,</w:t>
+      </w:r>
+      <w:r>
+        <w:rPr>
+          <w:rStyle w:val="DecValTok"/>
+        </w:rPr>
+        <w:t xml:space="preserve">286</w:t>
+      </w:r>
+      <w:r>
+        <w:rPr>
+          <w:rStyle w:val="NormalTok"/>
+        </w:rPr>
+        <w:t xml:space="preserve">,</w:t>
+      </w:r>
+      <w:r>
+        <w:rPr>
+          <w:rStyle w:val="DecValTok"/>
+        </w:rPr>
+        <w:t xml:space="preserve">291</w:t>
+      </w:r>
+      <w:r>
+        <w:rPr>
+          <w:rStyle w:val="NormalTok"/>
+        </w:rPr>
+        <w:t xml:space="preserve">,</w:t>
+      </w:r>
+      <w:r>
+        <w:rPr>
+          <w:rStyle w:val="DecValTok"/>
+        </w:rPr>
+        <w:t xml:space="preserve">300</w:t>
+      </w:r>
+      <w:r>
+        <w:rPr>
+          <w:rStyle w:val="NormalTok"/>
+        </w:rPr>
+        <w:t xml:space="preserve">))</w:t>
+      </w:r>
+      <w:r>
+        <w:br/>
+      </w:r>
+      <w:r>
+        <w:rPr>
+          <w:rStyle w:val="NormalTok"/>
+        </w:rPr>
+        <w:t xml:space="preserve">model</w:t>
+      </w:r>
+      <w:r>
+        <w:rPr>
+          <w:rStyle w:val="OtherTok"/>
+        </w:rPr>
+        <w:t xml:space="preserve">=</w:t>
+      </w:r>
+      <w:r>
+        <w:rPr>
+          <w:rStyle w:val="FunctionTok"/>
+        </w:rPr>
+        <w:t xml:space="preserve">lm</w:t>
+      </w:r>
+      <w:r>
+        <w:rPr>
+          <w:rStyle w:val="NormalTok"/>
+        </w:rPr>
+        <w:t xml:space="preserve">(sweets</w:t>
+      </w:r>
+      <w:r>
+        <w:rPr>
+          <w:rStyle w:val="SpecialCharTok"/>
+        </w:rPr>
+        <w:t xml:space="preserve">~</w:t>
+      </w:r>
+      <w:r>
+        <w:rPr>
+          <w:rStyle w:val="NormalTok"/>
+        </w:rPr>
+        <w:t xml:space="preserve">customers,</w:t>
+      </w:r>
+      <w:r>
+        <w:rPr>
+          <w:rStyle w:val="AttributeTok"/>
+        </w:rPr>
+        <w:t xml:space="preserve">data=</w:t>
+      </w:r>
+      <w:r>
+        <w:rPr>
+          <w:rStyle w:val="NormalTok"/>
+        </w:rPr>
+        <w:t xml:space="preserve">confectionery)</w:t>
+      </w:r>
+      <w:r>
+        <w:br/>
+      </w:r>
+      <w:r>
+        <w:rPr>
+          <w:rStyle w:val="FunctionTok"/>
+        </w:rPr>
+        <w:t xml:space="preserve">summary</w:t>
+      </w:r>
+      <w:r>
+        <w:rPr>
+          <w:rStyle w:val="NormalTok"/>
+        </w:rPr>
+        <w:t xml:space="preserve">(model)</w:t>
+      </w:r>
+      <w:r>
+        <w:br/>
+      </w:r>
+      <w:r>
+        <w:br/>
+      </w:r>
+      <w:r>
+        <w:rPr>
+          <w:rStyle w:val="FunctionTok"/>
+        </w:rPr>
+        <w:t xml:space="preserve">plot</w:t>
+      </w:r>
+      <w:r>
+        <w:rPr>
+          <w:rStyle w:val="NormalTok"/>
+        </w:rPr>
+        <w:t xml:space="preserve">(confectionery</w:t>
+      </w:r>
+      <w:r>
+        <w:rPr>
+          <w:rStyle w:val="SpecialCharTok"/>
+        </w:rPr>
+        <w:t xml:space="preserve">$</w:t>
+      </w:r>
+      <w:r>
+        <w:rPr>
+          <w:rStyle w:val="NormalTok"/>
+        </w:rPr>
+        <w:t xml:space="preserve">customers, confectionery</w:t>
+      </w:r>
+      <w:r>
+        <w:rPr>
+          <w:rStyle w:val="SpecialCharTok"/>
+        </w:rPr>
+        <w:t xml:space="preserve">$</w:t>
+      </w:r>
+      <w:r>
+        <w:rPr>
+          <w:rStyle w:val="NormalTok"/>
+        </w:rPr>
+        <w:t xml:space="preserve">sweets,</w:t>
+      </w:r>
+      <w:r>
+        <w:br/>
+      </w:r>
+      <w:r>
+        <w:rPr>
+          <w:rStyle w:val="NormalTok"/>
+        </w:rPr>
+        <w:t xml:space="preserve">     </w:t>
+      </w:r>
+      <w:r>
+        <w:rPr>
+          <w:rStyle w:val="AttributeTok"/>
+        </w:rPr>
+        <w:t xml:space="preserve">pch =</w:t>
+      </w:r>
+      <w:r>
+        <w:rPr>
+          <w:rStyle w:val="NormalTok"/>
+        </w:rPr>
+        <w:t xml:space="preserve"> </w:t>
+      </w:r>
+      <w:r>
+        <w:rPr>
+          <w:rStyle w:val="DecValTok"/>
+        </w:rPr>
+        <w:t xml:space="preserve">19</w:t>
+      </w:r>
+      <w:r>
+        <w:rPr>
+          <w:rStyle w:val="NormalTok"/>
+        </w:rPr>
+        <w:t xml:space="preserve">, </w:t>
+      </w:r>
+      <w:r>
+        <w:rPr>
+          <w:rStyle w:val="AttributeTok"/>
+        </w:rPr>
+        <w:t xml:space="preserve">col =</w:t>
+      </w:r>
+      <w:r>
+        <w:rPr>
+          <w:rStyle w:val="NormalTok"/>
+        </w:rPr>
+        <w:t xml:space="preserve"> </w:t>
+      </w:r>
+      <w:r>
+        <w:rPr>
+          <w:rStyle w:val="StringTok"/>
+        </w:rPr>
+        <w:t xml:space="preserve">"#3f68b6"</w:t>
+      </w:r>
+      <w:r>
+        <w:rPr>
+          <w:rStyle w:val="NormalTok"/>
+        </w:rPr>
+        <w:t xml:space="preserve">,</w:t>
+      </w:r>
+      <w:r>
+        <w:br/>
+      </w:r>
+      <w:r>
+        <w:rPr>
+          <w:rStyle w:val="NormalTok"/>
+        </w:rPr>
+        <w:t xml:space="preserve">     </w:t>
+      </w:r>
+      <w:r>
+        <w:rPr>
+          <w:rStyle w:val="AttributeTok"/>
+        </w:rPr>
+        <w:t xml:space="preserve">xlab =</w:t>
+      </w:r>
+      <w:r>
+        <w:rPr>
+          <w:rStyle w:val="NormalTok"/>
+        </w:rPr>
+        <w:t xml:space="preserve"> </w:t>
+      </w:r>
+      <w:r>
+        <w:rPr>
+          <w:rStyle w:val="StringTok"/>
+        </w:rPr>
+        <w:t xml:space="preserve">"Number of customers"</w:t>
+      </w:r>
+      <w:r>
+        <w:rPr>
+          <w:rStyle w:val="NormalTok"/>
+        </w:rPr>
+        <w:t xml:space="preserve">,</w:t>
+      </w:r>
+      <w:r>
+        <w:br/>
+      </w:r>
+      <w:r>
+        <w:rPr>
+          <w:rStyle w:val="NormalTok"/>
+        </w:rPr>
+        <w:t xml:space="preserve">     </w:t>
+      </w:r>
+      <w:r>
+        <w:rPr>
+          <w:rStyle w:val="AttributeTok"/>
+        </w:rPr>
+        <w:t xml:space="preserve">ylab =</w:t>
+      </w:r>
+      <w:r>
+        <w:rPr>
+          <w:rStyle w:val="NormalTok"/>
+        </w:rPr>
+        <w:t xml:space="preserve"> </w:t>
+      </w:r>
+      <w:r>
+        <w:rPr>
+          <w:rStyle w:val="StringTok"/>
+        </w:rPr>
+        <w:t xml:space="preserve">"Sweets sold"</w:t>
+      </w:r>
+      <w:r>
+        <w:rPr>
+          <w:rStyle w:val="NormalTok"/>
+        </w:rPr>
+        <w:t xml:space="preserve">)</w:t>
+      </w:r>
+      <w:r>
+        <w:br/>
+      </w:r>
+      <w:r>
+        <w:br/>
+      </w:r>
+      <w:r>
+        <w:rPr>
+          <w:rStyle w:val="FunctionTok"/>
+        </w:rPr>
+        <w:t xml:space="preserve">abline</w:t>
+      </w:r>
+      <w:r>
+        <w:rPr>
+          <w:rStyle w:val="NormalTok"/>
+        </w:rPr>
+        <w:t xml:space="preserve">(model, </w:t>
+      </w:r>
+      <w:r>
+        <w:rPr>
+          <w:rStyle w:val="AttributeTok"/>
+        </w:rPr>
+        <w:t xml:space="preserve">col =</w:t>
+      </w:r>
+      <w:r>
+        <w:rPr>
+          <w:rStyle w:val="NormalTok"/>
+        </w:rPr>
+        <w:t xml:space="preserve"> </w:t>
+      </w:r>
+      <w:r>
+        <w:rPr>
+          <w:rStyle w:val="StringTok"/>
+        </w:rPr>
+        <w:t xml:space="preserve">"#db4315"</w:t>
+      </w:r>
+      <w:r>
+        <w:rPr>
+          <w:rStyle w:val="NormalTok"/>
+        </w:rPr>
+        <w:t xml:space="preserve">, </w:t>
+      </w:r>
+      <w:r>
+        <w:rPr>
+          <w:rStyle w:val="AttributeTok"/>
+        </w:rPr>
+        <w:t xml:space="preserve">lwd =</w:t>
+      </w:r>
+      <w:r>
+        <w:rPr>
+          <w:rStyle w:val="NormalTok"/>
+        </w:rPr>
+        <w:t xml:space="preserve"> </w:t>
+      </w:r>
+      <w:r>
+        <w:rPr>
+          <w:rStyle w:val="DecValTok"/>
+        </w:rPr>
+        <w:t xml:space="preserve">2</w:t>
+      </w:r>
+      <w:r>
+        <w:rPr>
+          <w:rStyle w:val="NormalTok"/>
+        </w:rPr>
+        <w:t xml:space="preserve">)</w:t>
+      </w:r>
+    </w:p>
+    <w:p>
+      <w:pPr>
+        <w:pStyle w:val="FirstParagraph"/>
+      </w:pPr>
+      <w:r>
+        <w:rPr>
+          <w:b/>
+          <w:bCs/>
+        </w:rPr>
+        <w:t xml:space="preserve">Code output:</w:t>
+      </w:r>
+    </w:p>
+    <w:p>
+      <w:pPr>
+        <w:pStyle w:val="SourceCode"/>
+      </w:pPr>
+      <w:r>
+        <w:br/>
+      </w:r>
+      <w:r>
+        <w:rPr>
+          <w:rStyle w:val="VerbatimChar"/>
+        </w:rPr>
+        <w:t xml:space="preserve">Call:</w:t>
+      </w:r>
+      <w:r>
+        <w:br/>
+      </w:r>
+      <w:r>
+        <w:rPr>
+          <w:rStyle w:val="VerbatimChar"/>
+        </w:rPr>
+        <w:t xml:space="preserve">lm(formula = sweets ~ customers, data = confectionery)</w:t>
+      </w:r>
+      <w:r>
+        <w:br/>
+      </w:r>
+      <w:r>
+        <w:br/>
+      </w:r>
+      <w:r>
+        <w:rPr>
+          <w:rStyle w:val="VerbatimChar"/>
+        </w:rPr>
+        <w:t xml:space="preserve">Residuals:</w:t>
+      </w:r>
+      <w:r>
+        <w:br/>
+      </w:r>
+      <w:r>
+        <w:rPr>
+          <w:rStyle w:val="VerbatimChar"/>
+        </w:rPr>
+        <w:t xml:space="preserve">    Min      1Q  Median      3Q     Max </w:t>
+      </w:r>
+      <w:r>
+        <w:br/>
+      </w:r>
+      <w:r>
+        <w:rPr>
+          <w:rStyle w:val="VerbatimChar"/>
+        </w:rPr>
+        <w:t xml:space="preserve">-42.471 -30.181   3.121  14.471  59.208 </w:t>
+      </w:r>
+      <w:r>
+        <w:br/>
+      </w:r>
+      <w:r>
+        <w:br/>
+      </w:r>
+      <w:r>
+        <w:rPr>
+          <w:rStyle w:val="VerbatimChar"/>
+        </w:rPr>
+        <w:t xml:space="preserve">Coefficients:</w:t>
+      </w:r>
+      <w:r>
+        <w:br/>
+      </w:r>
+      <w:r>
+        <w:rPr>
+          <w:rStyle w:val="VerbatimChar"/>
+        </w:rPr>
+        <w:t xml:space="preserve">            Estimate Std. Error t value Pr(&gt;|t|)  </w:t>
+      </w:r>
+      <w:r>
+        <w:br/>
+      </w:r>
+      <w:r>
+        <w:rPr>
+          <w:rStyle w:val="VerbatimChar"/>
+        </w:rPr>
+        <w:t xml:space="preserve">(Intercept) 146.6853    52.7694   2.780   0.0195 *</w:t>
+      </w:r>
+      <w:r>
+        <w:br/>
+      </w:r>
+      <w:r>
+        <w:rPr>
+          <w:rStyle w:val="VerbatimChar"/>
+        </w:rPr>
+        <w:t xml:space="preserve">customers     1.7044     0.8882   1.919   0.0839 .</w:t>
+      </w:r>
+      <w:r>
+        <w:br/>
+      </w:r>
+      <w:r>
+        <w:rPr>
+          <w:rStyle w:val="VerbatimChar"/>
+        </w:rPr>
+        <w:t xml:space="preserve">---</w:t>
+      </w:r>
+      <w:r>
+        <w:br/>
+      </w:r>
+      <w:r>
+        <w:rPr>
+          <w:rStyle w:val="VerbatimChar"/>
+        </w:rPr>
+        <w:t xml:space="preserve">Signif. codes:  0 '***' 0.001 '**' 0.01 '*' 0.05 '.' 0.1 ' ' 1</w:t>
+      </w:r>
+      <w:r>
+        <w:br/>
+      </w:r>
+      <w:r>
+        <w:br/>
+      </w:r>
+      <w:r>
+        <w:rPr>
+          <w:rStyle w:val="VerbatimChar"/>
+        </w:rPr>
+        <w:t xml:space="preserve">Residual standard error: 33.36 on 10 degrees of freedom</w:t>
+      </w:r>
+      <w:r>
+        <w:br/>
+      </w:r>
+      <w:r>
+        <w:rPr>
+          <w:rStyle w:val="VerbatimChar"/>
+        </w:rPr>
+        <w:t xml:space="preserve">Multiple R-squared:  0.2691,    Adjusted R-squared:  0.1961 </w:t>
+      </w:r>
+      <w:r>
+        <w:br/>
+      </w:r>
+      <w:r>
+        <w:rPr>
+          <w:rStyle w:val="VerbatimChar"/>
+        </w:rPr>
+        <w:t xml:space="preserve">F-statistic: 3.683 on 1 and 10 DF,  p-value: 0.08395</w:t>
+      </w:r>
+    </w:p>
+    <w:p>
+      <w:pPr>
+        <w:pStyle w:val="FirstParagraph"/>
+      </w:pPr>
+      <w:r>
+        <w:drawing>
+          <wp:inline>
+            <wp:extent cx="5943600" cy="4754880"/>
+            <wp:effectExtent b="0" l="0" r="0" t="0"/>
+            <wp:docPr descr="" title="" id="25" name="Picture"/>
+            <a:graphic>
+              <a:graphicData uri="http://schemas.openxmlformats.org/drawingml/2006/picture">
+                <pic:pic>
+                  <pic:nvPicPr>
+                    <pic:cNvPr descr="as-linearregression_files/figure-docx/unnamed-chunk-1-1.png" id="26" name="Picture"/>
+                    <pic:cNvPicPr>
+                      <a:picLocks noChangeArrowheads="1" noChangeAspect="1"/>
+                    </pic:cNvPicPr>
+                  </pic:nvPicPr>
+                  <pic:blipFill>
+                    <a:blip r:embed="rId24"/>
+                    <a:stretch>
+                      <a:fillRect/>
+                    </a:stretch>
+                  </pic:blipFill>
+                  <pic:spPr bwMode="auto">
+                    <a:xfrm>
+                      <a:off x="0" y="0"/>
+                      <a:ext cx="5943600" cy="4754880"/>
+                    </a:xfrm>
+                    <a:prstGeom prst="rect">
+                      <a:avLst/>
+                    </a:prstGeom>
+                    <a:noFill/>
+                    <a:ln w="9525">
+                      <a:noFill/>
+                      <a:headEnd/>
+                      <a:tailEnd/>
+                    </a:ln>
+                  </pic:spPr>
+                </pic:pic>
+              </a:graphicData>
+            </a:graphic>
+          </wp:inline>
+        </w:drawing>
+      </w:r>
+    </w:p>
+    <w:bookmarkEnd w:id="27"/>
+    <w:bookmarkStart w:id="28" w:name="section"/>
     <w:p>
       <w:pPr>
         <w:pStyle w:val="Heading2"/>
@@ -535,8 +1477,8 @@
         </w:pict>
       </w:r>
     </w:p>
-    <w:bookmarkEnd w:id="24"/>
-    <w:bookmarkStart w:id="26" w:name="version-history-and-licensing"/>
+    <w:bookmarkEnd w:id="28"/>
+    <w:bookmarkStart w:id="30" w:name="version-history-and-licensing"/>
     <w:p>
       <w:pPr>
         <w:pStyle w:val="Heading2"/>
@@ -557,7 +1499,7 @@
       <w:pPr>
         <w:pStyle w:val="BodyText"/>
       </w:pPr>
-      <w:hyperlink r:id="rId25">
+      <w:hyperlink r:id="rId29">
         <w:r>
           <w:rPr>
             <w:rStyle w:val="Hyperlink"/>
@@ -566,7 +1508,7 @@
         </w:r>
       </w:hyperlink>
     </w:p>
-    <w:bookmarkEnd w:id="26"/>
+    <w:bookmarkEnd w:id="30"/>
     <w:sectPr>
       <w:pgSz w:h="15840" w:w="12240"/>
       <w:pgMar w:bottom="1440" w:footer="720" w:gutter="0" w:header="720" w:left="1440" w:right="1440" w:top="1440"/>

--- a/docs/answers/as-linearregression.docx
+++ b/docs/answers/as-linearregression.docx
@@ -52,7 +52,7 @@
         </w:rPr>
         <w:t xml:space="preserve"> </w:t>
       </w:r>
-      <w:hyperlink r:id="rId20">
+      <w:hyperlink r:id="rId9">
         <w:r>
           <w:rPr>
             <w:rStyle w:val="Hyperlink"/>
@@ -82,7 +82,7 @@
         <w:t xml:space="preserve">Please attempt the questions before reading these answers!</w:t>
       </w:r>
     </w:p>
-    <w:bookmarkStart w:id="21" w:name="q1"/>
+    <w:bookmarkStart w:id="10" w:name="q1"/>
     <w:p>
       <w:pPr>
         <w:pStyle w:val="Heading2"/>
@@ -129,24 +129,26 @@
       <m:oMath>
         <m:r>
           <m:rPr>
+            <m:scr m:val="double-struck"/>
             <m:sty m:val="p"/>
-            <m:scr m:val="double-struck"/>
           </m:rPr>
           <m:t>E</m:t>
         </m:r>
-        <m:d>
-          <m:dPr>
-            <m:begChr m:val="("/>
-            <m:sepChr m:val=""/>
-            <m:endChr m:val=")"/>
-            <m:grow/>
-          </m:dPr>
-          <m:e>
-            <m:r>
-              <m:t>Y</m:t>
-            </m:r>
-          </m:e>
-        </m:d>
+        <m:r>
+          <m:rPr>
+            <m:sty m:val="p"/>
+          </m:rPr>
+          <m:t>(</m:t>
+        </m:r>
+        <m:r>
+          <m:t>Y</m:t>
+        </m:r>
+        <m:r>
+          <m:rPr>
+            <m:sty m:val="p"/>
+          </m:rPr>
+          <m:t>)</m:t>
+        </m:r>
         <m:r>
           <m:rPr>
             <m:sty m:val="p"/>
@@ -200,24 +202,26 @@
       <m:oMath>
         <m:r>
           <m:rPr>
+            <m:scr m:val="double-struck"/>
             <m:sty m:val="p"/>
-            <m:scr m:val="double-struck"/>
           </m:rPr>
           <m:t>E</m:t>
         </m:r>
-        <m:d>
-          <m:dPr>
-            <m:begChr m:val="("/>
-            <m:sepChr m:val=""/>
-            <m:endChr m:val=")"/>
-            <m:grow/>
-          </m:dPr>
-          <m:e>
-            <m:r>
-              <m:t>Y</m:t>
-            </m:r>
-          </m:e>
-        </m:d>
+        <m:r>
+          <m:rPr>
+            <m:sty m:val="p"/>
+          </m:rPr>
+          <m:t>(</m:t>
+        </m:r>
+        <m:r>
+          <m:t>Y</m:t>
+        </m:r>
+        <m:r>
+          <m:rPr>
+            <m:sty m:val="p"/>
+          </m:rPr>
+          <m:t>)</m:t>
+        </m:r>
         <m:r>
           <m:rPr>
             <m:sty m:val="p"/>
@@ -244,8 +248,8 @@
         <w:t xml:space="preserve">.</w:t>
       </w:r>
     </w:p>
-    <w:bookmarkEnd w:id="21"/>
-    <w:bookmarkStart w:id="22" w:name="q2"/>
+    <w:bookmarkEnd w:id="10"/>
+    <w:bookmarkStart w:id="11" w:name="q2"/>
     <w:p>
       <w:pPr>
         <w:pStyle w:val="Heading2"/>
@@ -290,33 +294,35 @@
       <m:oMath>
         <m:r>
           <m:rPr>
+            <m:scr m:val="double-struck"/>
             <m:sty m:val="p"/>
-            <m:scr m:val="double-struck"/>
           </m:rPr>
           <m:t>E</m:t>
         </m:r>
-        <m:d>
-          <m:dPr>
-            <m:begChr m:val="("/>
-            <m:sepChr m:val=""/>
-            <m:endChr m:val=")"/>
-            <m:grow/>
-          </m:dPr>
+        <m:r>
+          <m:rPr>
+            <m:sty m:val="p"/>
+          </m:rPr>
+          <m:t>(</m:t>
+        </m:r>
+        <m:sSub>
           <m:e>
-            <m:sSub>
-              <m:e>
-                <m:r>
-                  <m:t>Y</m:t>
-                </m:r>
-              </m:e>
-              <m:sub>
-                <m:r>
-                  <m:t>i</m:t>
-                </m:r>
-              </m:sub>
-            </m:sSub>
+            <m:r>
+              <m:t>Y</m:t>
+            </m:r>
           </m:e>
-        </m:d>
+          <m:sub>
+            <m:r>
+              <m:t>i</m:t>
+            </m:r>
+          </m:sub>
+        </m:sSub>
+        <m:r>
+          <m:rPr>
+            <m:sty m:val="p"/>
+          </m:rPr>
+          <m:t>)</m:t>
+        </m:r>
       </m:oMath>
       <w:r>
         <w:t xml:space="preserve">.</w:t>
@@ -330,8 +336,8 @@
         <w:t xml:space="preserve">2.2. It minimizes the squared sum of the residuals to find the optimal regression line for a sample of data.</w:t>
       </w:r>
     </w:p>
-    <w:bookmarkEnd w:id="22"/>
-    <w:bookmarkStart w:id="27" w:name="q3"/>
+    <w:bookmarkEnd w:id="11"/>
+    <w:bookmarkStart w:id="16" w:name="q3"/>
     <w:p>
       <w:pPr>
         <w:pStyle w:val="Heading2"/>
@@ -423,24 +429,26 @@
       <m:oMath>
         <m:r>
           <m:rPr>
+            <m:scr m:val="double-struck"/>
             <m:sty m:val="p"/>
-            <m:scr m:val="double-struck"/>
           </m:rPr>
           <m:t>E</m:t>
         </m:r>
-        <m:d>
-          <m:dPr>
-            <m:begChr m:val="("/>
-            <m:sepChr m:val=""/>
-            <m:endChr m:val=")"/>
-            <m:grow/>
-          </m:dPr>
-          <m:e>
-            <m:r>
-              <m:t>Y</m:t>
-            </m:r>
-          </m:e>
-        </m:d>
+        <m:r>
+          <m:rPr>
+            <m:sty m:val="p"/>
+          </m:rPr>
+          <m:t>(</m:t>
+        </m:r>
+        <m:r>
+          <m:t>Y</m:t>
+        </m:r>
+        <m:r>
+          <m:rPr>
+            <m:sty m:val="p"/>
+          </m:rPr>
+          <m:t>)</m:t>
+        </m:r>
         <m:r>
           <m:rPr>
             <m:sty m:val="p"/>
@@ -587,7 +595,7 @@
       <w:r>
         <w:t xml:space="preserve"> </w:t>
       </w:r>
-      <w:hyperlink r:id="rId23">
+      <w:hyperlink r:id="rId12">
         <w:r>
           <w:rPr>
             <w:rStyle w:val="Hyperlink"/>
@@ -1425,18 +1433,18 @@
           <wp:inline>
             <wp:extent cx="5943600" cy="4754880"/>
             <wp:effectExtent b="0" l="0" r="0" t="0"/>
-            <wp:docPr descr="" title="" id="25" name="Picture"/>
+            <wp:docPr descr="" title="" id="14" name="Picture"/>
             <a:graphic>
               <a:graphicData uri="http://schemas.openxmlformats.org/drawingml/2006/picture">
                 <pic:pic>
                   <pic:nvPicPr>
-                    <pic:cNvPr descr="as-linearregression_files/figure-docx/unnamed-chunk-1-1.png" id="26" name="Picture"/>
+                    <pic:cNvPr descr="as-linearregression_files/figure-docx/unnamed-chunk-1-1.png" id="15" name="Picture"/>
                     <pic:cNvPicPr>
                       <a:picLocks noChangeArrowheads="1" noChangeAspect="1"/>
                     </pic:cNvPicPr>
                   </pic:nvPicPr>
                   <pic:blipFill>
-                    <a:blip r:embed="rId24"/>
+                    <a:blip r:embed="rId13"/>
                     <a:stretch>
                       <a:fillRect/>
                     </a:stretch>
@@ -1463,8 +1471,8 @@
         </w:drawing>
       </w:r>
     </w:p>
-    <w:bookmarkEnd w:id="27"/>
-    <w:bookmarkStart w:id="28" w:name="section"/>
+    <w:bookmarkEnd w:id="16"/>
+    <w:bookmarkStart w:id="17" w:name="section"/>
     <w:p>
       <w:pPr>
         <w:pStyle w:val="Heading2"/>
@@ -1477,8 +1485,8 @@
         </w:pict>
       </w:r>
     </w:p>
-    <w:bookmarkEnd w:id="28"/>
-    <w:bookmarkStart w:id="30" w:name="version-history-and-licensing"/>
+    <w:bookmarkEnd w:id="17"/>
+    <w:bookmarkStart w:id="19" w:name="version-history-and-licensing"/>
     <w:p>
       <w:pPr>
         <w:pStyle w:val="Heading2"/>
@@ -1499,7 +1507,7 @@
       <w:pPr>
         <w:pStyle w:val="BodyText"/>
       </w:pPr>
-      <w:hyperlink r:id="rId29">
+      <w:hyperlink r:id="rId18">
         <w:r>
           <w:rPr>
             <w:rStyle w:val="Hyperlink"/>
@@ -1508,7 +1516,7 @@
         </w:r>
       </w:hyperlink>
     </w:p>
-    <w:bookmarkEnd w:id="30"/>
+    <w:bookmarkEnd w:id="19"/>
     <w:sectPr>
       <w:pgSz w:h="15840" w:w="12240"/>
       <w:pgMar w:bottom="1440" w:footer="720" w:gutter="0" w:header="720" w:left="1440" w:right="1440" w:top="1440"/>
